--- a/res/synthetic_fascicoli/fascicoli/fascicolo_sintetico_010/sentenza.docx
+++ b/res/synthetic_fascicoli/fascicoli/fascicolo_sintetico_010/sentenza.docx
@@ -338,7 +338,7 @@
               <w:rStyle w:val="PlaceholderText"/>
               <w:lang w:val="en-US"/>
             </w:rPr>
-            <w:t>841/2025</w:t>
+            <w:t>934/2024</w:t>
           </w:r>
         </w:sdtContent>
       </w:sdt>
@@ -400,7 +400,7 @@
               <w:rStyle w:val="PlaceholderText"/>
               <w:lang w:val="en-US"/>
             </w:rPr>
-            <w:t>Chiara Costa-Silva, Francesca Leoni</w:t>
+            <w:t>Rafael Luis Araujo-Barbosa, Patricia Luz Barbosa</w:t>
           </w:r>
         </w:sdtContent>
       </w:sdt>
@@ -444,7 +444,7 @@
               <w:rStyle w:val="PlaceholderText"/>
               <w:lang w:val="en-US"/>
             </w:rPr>
-            <w:t>Luca Bianchi, Elena Rossi</w:t>
+            <w:t>Renata Oliveira</w:t>
           </w:r>
         </w:sdtContent>
       </w:sdt>
@@ -805,7 +805,7 @@
             <w:rPr>
               <w:rStyle w:val="PlaceholderText"/>
             </w:rPr>
-            <w:t>23-11-2025</w:t>
+            <w:t>22-10-2025</w:t>
           </w:r>
         </w:sdtContent>
       </w:sdt>
@@ -909,7 +909,7 @@
               <w:rStyle w:val="PlaceholderText"/>
               <w:lang w:val="en-US"/>
             </w:rPr>
-            <w:t>Nonostante la regolare notificazione del ricorso, il Ministero dell'Interno non si è costituito.</w:t>
+            <w:t>Il Ministero dell'Interno, tramite l'Avvocatura Distrettuale dello Stato di Brescia, si è costituito in giudizio il 29-05-2024.</w:t>
           </w:r>
         </w:sdtContent>
       </w:sdt>
@@ -1034,7 +1034,7 @@
             <w:rPr>
               <w:rStyle w:val="PlaceholderText"/>
             </w:rPr>
-            <w:t>Matteo Maria Gallo</w:t>
+            <w:t>Camila Luz Santos</w:t>
           </w:r>
         </w:sdtContent>
       </w:sdt>
@@ -1092,7 +1092,7 @@
               <w:rStyle w:val="PlaceholderText"/>
               <w:lang w:val="en-US"/>
             </w:rPr>
-            <w:t>Cremona</w:t>
+            <w:t>Mantova</w:t>
           </w:r>
         </w:sdtContent>
       </w:sdt>
@@ -1149,7 +1149,7 @@
               <w:rStyle w:val="PlaceholderText"/>
               <w:lang w:val="en-US"/>
             </w:rPr>
-            <w:t>22-04-1953</w:t>
+            <w:t>30-01-1880</w:t>
           </w:r>
         </w:sdtContent>
       </w:sdt>
@@ -1368,7 +1368,7 @@
               <w:rStyle w:val="PlaceholderText"/>
               <w:lang w:val="en-US"/>
             </w:rPr>
-            <w:t>Linea di discendenza allegata: Matteo Maria Gallo -&gt; Matteo Gallo -&gt; Francesca Leoni -&gt; Chiara Costa</w:t>
+            <w:t>Linea di discendenza allegata: Camila Luz Santos -&gt; Antonio Rodrigues -&gt; Patricia Luz Barbosa -&gt; Rafael Luis Araujo-Barbosa</w:t>
           </w:r>
         </w:sdtContent>
       </w:sdt>
@@ -2803,7 +2803,7 @@
               <w:rStyle w:val="PlaceholderText"/>
               <w:lang w:val="en-US"/>
             </w:rPr>
-            <w:t>Di contro, il Ministero dell'Interno non si è costituito.</w:t>
+            <w:t>Di contro, il Ministero dell'Interno si è limitato a evocare l'accertamento di eventuali fattispecie estintive del diritto, senza nemmeno allegarle (né aver provato una richiesta di informazioni all'Autorità Consolare).</w:t>
           </w:r>
         </w:p>
       </w:sdtContent>
@@ -3247,9 +3247,9 @@
               <w:rStyle w:val="PlaceholderText"/>
               <w:lang w:val="en-US"/>
             </w:rPr>
-            <w:t>Chiara Costa-Silva, nata a Curitiba il 02-09-1996</w:t>
+            <w:t>Rafael Luis Araujo-Barbosa, nato/a a Fortaleza il 24-09-1979</w:t>
             <w:br/>
-            <w:t>Francesca Leoni, nata a Porto Alegre il 24-03-1978</w:t>
+            <w:t>Patricia Luz Barbosa, nato/a a Campinas il 25-09-2006</w:t>
           </w:r>
         </w:p>
       </w:sdtContent>
@@ -3296,7 +3296,7 @@
             <w:rPr>
               <w:rStyle w:val="PlaceholderText"/>
             </w:rPr>
-            <w:t>sono cittadine italiane</w:t>
+            <w:t>sono cittadini italiani</w:t>
           </w:r>
         </w:sdtContent>
       </w:sdt>
